--- a/slides/CompleteDraft_m58_s26_Islands.docx
+++ b/slides/CompleteDraft_m58_s26_Islands.docx
@@ -654,13 +654,12 @@
       <w:hyperlink r:id="rId9" w:history="1">
         <w:r>
           <w:rPr>
+            <w:rStyle w:val="Hyperlink"/>
             <w:rFonts w:ascii="Arial" w:eastAsia="Times New Roman" w:hAnsi="Arial" w:cs="Arial"/>
-            <w:color w:val="1155CC"/>
             <w:sz w:val="22"/>
             <w:szCs w:val="22"/>
-            <w:u w:val="single"/>
           </w:rPr>
-          <w:t>https://theislands.umn.edu/login.php</w:t>
+          <w:t>https://islands.smp.uq.edu.au</w:t>
         </w:r>
       </w:hyperlink>
       <w:r>
@@ -1830,15 +1829,7 @@
           <w:sz w:val="22"/>
           <w:szCs w:val="22"/>
         </w:rPr>
-        <w:t xml:space="preserve">You can work on a single </w:t>
-      </w:r>
-      <w:r>
-        <w:rPr>
-          <w:rFonts w:ascii="Arial" w:hAnsi="Arial" w:cs="Arial"/>
-          <w:sz w:val="22"/>
-          <w:szCs w:val="22"/>
-        </w:rPr>
-        <w:t>.</w:t>
+        <w:t>You can work on a single .</w:t>
       </w:r>
       <w:proofErr w:type="spellStart"/>
       <w:r>

--- a/slides/CompleteDraft_m58_s26_Islands.docx
+++ b/slides/CompleteDraft_m58_s26_Islands.docx
@@ -1420,7 +1420,7 @@
           <w:sz w:val="22"/>
           <w:szCs w:val="22"/>
         </w:rPr>
-        <w:t>A multiple regression model to assess the response variable and research question</w:t>
+        <w:t>Any hypothesis tests that are relevant to your narrative:</w:t>
       </w:r>
     </w:p>
     <w:p>
@@ -1442,7 +1442,7 @@
           <w:sz w:val="22"/>
           <w:szCs w:val="22"/>
         </w:rPr>
-        <w:t>A discussion on the choice of variables to be used in the multiple regression model</w:t>
+        <w:t>A hypothesis test to confirm that your randomization worked (or to show that it didn’t!), and the consequences.</w:t>
       </w:r>
     </w:p>
     <w:p>
@@ -1464,7 +1464,55 @@
           <w:sz w:val="22"/>
           <w:szCs w:val="22"/>
         </w:rPr>
-        <w:t>A prediction of the response variable for a new Islander that you happen to run into (feel free to find one extra sample value!)</w:t>
+        <w:t xml:space="preserve">A hypothesis test to show the initial results of your research question (e.g., maybe a </w:t>
+      </w:r>
+      <w:proofErr w:type="gramStart"/>
+      <w:r>
+        <w:rPr>
+          <w:rFonts w:ascii="Arial" w:hAnsi="Arial" w:cs="Arial"/>
+          <w:sz w:val="22"/>
+          <w:szCs w:val="22"/>
+        </w:rPr>
+        <w:t>two sample</w:t>
+      </w:r>
+      <w:proofErr w:type="gramEnd"/>
+      <w:r>
+        <w:rPr>
+          <w:rFonts w:ascii="Arial" w:hAnsi="Arial" w:cs="Arial"/>
+          <w:sz w:val="22"/>
+          <w:szCs w:val="22"/>
+        </w:rPr>
+        <w:t xml:space="preserve"> t-test)</w:t>
+      </w:r>
+    </w:p>
+    <w:p>
+      <w:pPr>
+        <w:pStyle w:val="ListParagraph"/>
+        <w:numPr>
+          <w:ilvl w:val="0"/>
+          <w:numId w:val="22"/>
+        </w:numPr>
+        <w:rPr>
+          <w:rFonts w:ascii="Arial" w:hAnsi="Arial" w:cs="Arial"/>
+          <w:sz w:val="22"/>
+          <w:szCs w:val="22"/>
+        </w:rPr>
+      </w:pPr>
+      <w:r>
+        <w:rPr>
+          <w:rFonts w:ascii="Arial" w:hAnsi="Arial" w:cs="Arial"/>
+          <w:sz w:val="22"/>
+          <w:szCs w:val="22"/>
+        </w:rPr>
+        <w:t>A multiple regression model to assess the response variable and research question</w:t>
+      </w:r>
+      <w:r>
+        <w:rPr>
+          <w:rFonts w:ascii="Arial" w:hAnsi="Arial" w:cs="Arial"/>
+          <w:sz w:val="22"/>
+          <w:szCs w:val="22"/>
+        </w:rPr>
+        <w:t xml:space="preserve"> more completely</w:t>
       </w:r>
     </w:p>
     <w:p>
@@ -1486,7 +1534,91 @@
           <w:sz w:val="22"/>
           <w:szCs w:val="22"/>
         </w:rPr>
-        <w:t>A discussion of the significance of the variables in the model and of the significance of the treatment variable</w:t>
+        <w:t>A discussion on the choice of variables to be used in the multiple regression model</w:t>
+      </w:r>
+      <w:r>
+        <w:rPr>
+          <w:rFonts w:ascii="Arial" w:hAnsi="Arial" w:cs="Arial"/>
+          <w:sz w:val="22"/>
+          <w:szCs w:val="22"/>
+        </w:rPr>
+        <w:t xml:space="preserve"> (your MLR should include your treatment variable and other variables from the data collection)</w:t>
+      </w:r>
+    </w:p>
+    <w:p>
+      <w:pPr>
+        <w:pStyle w:val="ListParagraph"/>
+        <w:numPr>
+          <w:ilvl w:val="1"/>
+          <w:numId w:val="22"/>
+        </w:numPr>
+        <w:rPr>
+          <w:rFonts w:ascii="Arial" w:hAnsi="Arial" w:cs="Arial"/>
+          <w:sz w:val="22"/>
+          <w:szCs w:val="22"/>
+        </w:rPr>
+      </w:pPr>
+      <w:r>
+        <w:rPr>
+          <w:rFonts w:ascii="Arial" w:hAnsi="Arial" w:cs="Arial"/>
+          <w:sz w:val="22"/>
+          <w:szCs w:val="22"/>
+        </w:rPr>
+        <w:t>A prediction of the response variable for a new Islander that you happen to run into (feel free to find one extra sample value!)</w:t>
+      </w:r>
+    </w:p>
+    <w:p>
+      <w:pPr>
+        <w:pStyle w:val="ListParagraph"/>
+        <w:numPr>
+          <w:ilvl w:val="1"/>
+          <w:numId w:val="22"/>
+        </w:numPr>
+        <w:rPr>
+          <w:rFonts w:ascii="Arial" w:hAnsi="Arial" w:cs="Arial"/>
+          <w:sz w:val="22"/>
+          <w:szCs w:val="22"/>
+        </w:rPr>
+      </w:pPr>
+      <w:r>
+        <w:rPr>
+          <w:rFonts w:ascii="Arial" w:hAnsi="Arial" w:cs="Arial"/>
+          <w:sz w:val="22"/>
+          <w:szCs w:val="22"/>
+        </w:rPr>
+        <w:t xml:space="preserve">A discussion of the </w:t>
+      </w:r>
+      <w:r>
+        <w:rPr>
+          <w:rFonts w:ascii="Arial" w:hAnsi="Arial" w:cs="Arial"/>
+          <w:sz w:val="22"/>
+          <w:szCs w:val="22"/>
+        </w:rPr>
+        <w:t>discernibility</w:t>
+      </w:r>
+      <w:r>
+        <w:rPr>
+          <w:rFonts w:ascii="Arial" w:hAnsi="Arial" w:cs="Arial"/>
+          <w:sz w:val="22"/>
+          <w:szCs w:val="22"/>
+        </w:rPr>
+        <w:t xml:space="preserve"> of the variables in the model and of the </w:t>
+      </w:r>
+      <w:r>
+        <w:rPr>
+          <w:rFonts w:ascii="Arial" w:hAnsi="Arial" w:cs="Arial"/>
+          <w:sz w:val="22"/>
+          <w:szCs w:val="22"/>
+        </w:rPr>
+        <w:t>discernibility</w:t>
+      </w:r>
+      <w:r>
+        <w:rPr>
+          <w:rFonts w:ascii="Arial" w:hAnsi="Arial" w:cs="Arial"/>
+          <w:sz w:val="22"/>
+          <w:szCs w:val="22"/>
+        </w:rPr>
+        <w:t xml:space="preserve"> of the treatment variable</w:t>
       </w:r>
     </w:p>
     <w:p>

--- a/slides/CompleteDraft_m58_s26_Islands.docx
+++ b/slides/CompleteDraft_m58_s26_Islands.docx
@@ -279,9 +279,9 @@
           <w:bdr w:val="none" w:sz="0" w:space="0" w:color="auto" w:frame="1"/>
         </w:rPr>
         <w:drawing>
-          <wp:inline distT="0" distB="0" distL="0" distR="0" wp14:anchorId="3E70A84C" wp14:editId="6D367527">
-            <wp:extent cx="4181475" cy="1732900"/>
-            <wp:effectExtent l="0" t="0" r="0" b="0"/>
+          <wp:inline distT="0" distB="0" distL="0" distR="0" wp14:anchorId="3E70A84C" wp14:editId="6F1C9901">
+            <wp:extent cx="3894083" cy="1613798"/>
+            <wp:effectExtent l="0" t="0" r="5080" b="0"/>
             <wp:docPr id="1" name="Picture 1"/>
             <wp:cNvGraphicFramePr>
               <a:graphicFrameLocks xmlns:a="http://schemas.openxmlformats.org/drawingml/2006/main" noChangeAspect="1"/>
@@ -311,7 +311,7 @@
                   <pic:spPr bwMode="auto">
                     <a:xfrm>
                       <a:off x="0" y="0"/>
-                      <a:ext cx="4203342" cy="1741962"/>
+                      <a:ext cx="3947426" cy="1635905"/>
                     </a:xfrm>
                     <a:prstGeom prst="rect">
                       <a:avLst/>
@@ -473,25 +473,16 @@
           <w:sz w:val="22"/>
           <w:szCs w:val="22"/>
         </w:rPr>
-        <w:t xml:space="preserve">You will now begin to work in your project groups of </w:t>
-      </w:r>
-      <w:r>
-        <w:rPr>
-          <w:rFonts w:ascii="Arial" w:eastAsia="Times New Roman" w:hAnsi="Arial" w:cs="Arial"/>
-          <w:color w:val="000000"/>
-          <w:sz w:val="22"/>
-          <w:szCs w:val="22"/>
-        </w:rPr>
-        <w:t>approximately</w:t>
-      </w:r>
-      <w:r>
-        <w:rPr>
-          <w:rFonts w:ascii="Arial" w:eastAsia="Times New Roman" w:hAnsi="Arial" w:cs="Arial"/>
-          <w:color w:val="000000"/>
-          <w:sz w:val="22"/>
-          <w:szCs w:val="22"/>
-        </w:rPr>
-        <w:t xml:space="preserve"> </w:t>
+        <w:t xml:space="preserve">You will now begin to work in your project groups </w:t>
+      </w:r>
+      <w:r>
+        <w:rPr>
+          <w:rFonts w:ascii="Arial" w:eastAsia="Times New Roman" w:hAnsi="Arial" w:cs="Arial"/>
+          <w:color w:val="000000"/>
+          <w:sz w:val="22"/>
+          <w:szCs w:val="22"/>
+        </w:rPr>
+        <w:t>2-</w:t>
       </w:r>
       <w:r>
         <w:rPr>
@@ -1142,7 +1133,25 @@
           <w:sz w:val="22"/>
           <w:szCs w:val="22"/>
         </w:rPr>
-        <w:t xml:space="preserve"> -- 2 slides, 5 min presentation (either during our final time or during reading days)</w:t>
+        <w:t xml:space="preserve"> -- 5 min presentation (either during our final time or during reading days</w:t>
+      </w:r>
+      <w:r>
+        <w:rPr>
+          <w:rFonts w:ascii="Arial" w:eastAsia="Times New Roman" w:hAnsi="Arial" w:cs="Arial"/>
+          <w:color w:val="000000"/>
+          <w:sz w:val="22"/>
+          <w:szCs w:val="22"/>
+        </w:rPr>
+        <w:t xml:space="preserve"> – if you can’t present during reading days, you must present during the class final time.</w:t>
+      </w:r>
+      <w:r>
+        <w:rPr>
+          <w:rFonts w:ascii="Arial" w:eastAsia="Times New Roman" w:hAnsi="Arial" w:cs="Arial"/>
+          <w:color w:val="000000"/>
+          <w:sz w:val="22"/>
+          <w:szCs w:val="22"/>
+        </w:rPr>
+        <w:t>)</w:t>
       </w:r>
     </w:p>
     <w:p>
@@ -4780,7 +4789,13 @@
         <w:t>Ann Brearley</w:t>
       </w:r>
       <w:r>
-        <w:t xml:space="preserve"> at UMN for sharing resources.  Much of the assignment is taken directly from their excellent resources.</w:t>
+        <w:t xml:space="preserve"> at UMN</w:t>
+      </w:r>
+      <w:r>
+        <w:t xml:space="preserve">. </w:t>
+      </w:r>
+      <w:r>
+        <w:t>Much is taken directly from their excellent resources.</w:t>
       </w:r>
     </w:p>
   </w:footnote>

--- a/slides/CompleteDraft_m58_s26_Islands.docx
+++ b/slides/CompleteDraft_m58_s26_Islands.docx
@@ -1573,7 +1573,23 @@
           <w:sz w:val="22"/>
           <w:szCs w:val="22"/>
         </w:rPr>
-        <w:t>A prediction of the response variable for a new Islander that you happen to run into (feel free to find one extra sample value!)</w:t>
+        <w:t>A prediction of the response variable</w:t>
+      </w:r>
+      <w:r>
+        <w:rPr>
+          <w:rFonts w:ascii="Arial" w:hAnsi="Arial" w:cs="Arial"/>
+          <w:sz w:val="22"/>
+          <w:szCs w:val="22"/>
+        </w:rPr>
+        <w:t xml:space="preserve"> (with an accompanying interval)</w:t>
+      </w:r>
+      <w:r>
+        <w:rPr>
+          <w:rFonts w:ascii="Arial" w:hAnsi="Arial" w:cs="Arial"/>
+          <w:sz w:val="22"/>
+          <w:szCs w:val="22"/>
+        </w:rPr>
+        <w:t xml:space="preserve"> for a new Islander that you happen to run into (feel free to find one extra sample value!)</w:t>
       </w:r>
     </w:p>
     <w:p>

--- a/slides/CompleteDraft_m58_s26_Islands.docx
+++ b/slides/CompleteDraft_m58_s26_Islands.docx
@@ -1386,6 +1386,30 @@
           <w:szCs w:val="22"/>
         </w:rPr>
         <w:t>A succinct summary of the power analysis and sample size determination.  Show some work but do not provide the entire power analysis output.</w:t>
+      </w:r>
+      <w:r>
+        <w:rPr>
+          <w:rFonts w:ascii="Arial" w:hAnsi="Arial" w:cs="Arial"/>
+          <w:sz w:val="22"/>
+          <w:szCs w:val="22"/>
+        </w:rPr>
+        <w:t xml:space="preserve"> </w:t>
+      </w:r>
+      <w:r>
+        <w:rPr>
+          <w:rFonts w:ascii="Arial" w:hAnsi="Arial" w:cs="Arial"/>
+          <w:sz w:val="22"/>
+          <w:szCs w:val="22"/>
+        </w:rPr>
+        <w:t xml:space="preserve">The goal of the write-up summarizing the power analysis is </w:t>
+      </w:r>
+      <w:r>
+        <w:rPr>
+          <w:rFonts w:ascii="Arial" w:hAnsi="Arial" w:cs="Arial"/>
+          <w:sz w:val="22"/>
+          <w:szCs w:val="22"/>
+        </w:rPr>
+        <w:t>to communicate that you understand the power analysis, why it was done, and what it was used for.</w:t>
       </w:r>
     </w:p>
     <w:p>
